--- a/dist/exports/center-of-mass_revision_notes.docx
+++ b/dist/exports/center-of-mass_revision_notes.docx
@@ -189,7 +189,7 @@
                 <w:color w:val="2D3748"/>
                 <w:sz w:val="19"/>
               </w:rPr>
-              <w:t>Center Of Mass - Core Application</w:t>
+              <w:t>Center of Mass Calculation &amp; Cut-out Sections</w:t>
             </w:r>
           </w:p>
         </w:tc>
@@ -209,7 +209,7 @@
               <w:rPr>
                 <w:sz w:val="19"/>
               </w:rPr>
-              <w:t>128 PYQs</w:t>
+              <w:t>74 PYQs</w:t>
             </w:r>
           </w:p>
         </w:tc>
@@ -230,7 +230,94 @@
                 <w:color w:val="718096"/>
                 <w:sz w:val="19"/>
               </w:rPr>
-              <w:t>General Concept</w:t>
+              <w:t>Center of Mass</w:t>
+            </w:r>
+          </w:p>
+        </w:tc>
+      </w:tr>
+      <w:tr>
+        <w:tc>
+          <w:tcPr>
+            <w:tcW w:type="dxa" w:w="2160"/>
+            <w:shd w:fill="FFFFFF"/>
+            <w:tcMar>
+              <w:top w:w="80" w:type="dxa"/>
+              <w:bottom w:w="80" w:type="dxa"/>
+              <w:left w:w="150" w:type="dxa"/>
+              <w:right w:w="150" w:type="dxa"/>
+            </w:tcMar>
+          </w:tcPr>
+          <w:p>
+            <w:r>
+              <w:rPr>
+                <w:b/>
+                <w:color w:val="C53030"/>
+                <w:sz w:val="19"/>
+              </w:rPr>
+              <w:t>Very High</w:t>
+            </w:r>
+          </w:p>
+        </w:tc>
+        <w:tc>
+          <w:tcPr>
+            <w:tcW w:type="dxa" w:w="4320"/>
+            <w:shd w:fill="FFFFFF"/>
+            <w:tcMar>
+              <w:top w:w="80" w:type="dxa"/>
+              <w:bottom w:w="80" w:type="dxa"/>
+              <w:left w:w="150" w:type="dxa"/>
+              <w:right w:w="150" w:type="dxa"/>
+            </w:tcMar>
+          </w:tcPr>
+          <w:p>
+            <w:r>
+              <w:rPr>
+                <w:b/>
+                <w:color w:val="2D3748"/>
+                <w:sz w:val="19"/>
+              </w:rPr>
+              <w:t>Conservation of Linear Momentum &amp; Explosion</w:t>
+            </w:r>
+          </w:p>
+        </w:tc>
+        <w:tc>
+          <w:tcPr>
+            <w:tcW w:type="dxa" w:w="1728"/>
+            <w:shd w:fill="FFFFFF"/>
+            <w:tcMar>
+              <w:top w:w="80" w:type="dxa"/>
+              <w:bottom w:w="80" w:type="dxa"/>
+              <w:left w:w="150" w:type="dxa"/>
+              <w:right w:w="150" w:type="dxa"/>
+            </w:tcMar>
+          </w:tcPr>
+          <w:p>
+            <w:r>
+              <w:rPr>
+                <w:sz w:val="19"/>
+              </w:rPr>
+              <w:t>56 PYQs</w:t>
+            </w:r>
+          </w:p>
+        </w:tc>
+        <w:tc>
+          <w:tcPr>
+            <w:tcW w:type="dxa" w:w="1872"/>
+            <w:shd w:fill="FFFFFF"/>
+            <w:tcMar>
+              <w:top w:w="80" w:type="dxa"/>
+              <w:bottom w:w="80" w:type="dxa"/>
+              <w:left w:w="150" w:type="dxa"/>
+              <w:right w:w="150" w:type="dxa"/>
+            </w:tcMar>
+          </w:tcPr>
+          <w:p>
+            <w:r>
+              <w:rPr>
+                <w:color w:val="718096"/>
+                <w:sz w:val="19"/>
+              </w:rPr>
+              <w:t>Momentum</w:t>
             </w:r>
           </w:p>
         </w:tc>
@@ -311,6 +398,98 @@
           </w:p>
         </w:tc>
       </w:tr>
+      <w:tr>
+        <w:tc>
+          <w:tcPr>
+            <w:tcW w:type="dxa" w:w="3600"/>
+            <w:shd w:fill="F7FAFC"/>
+            <w:tcMar>
+              <w:top w:w="100" w:type="dxa"/>
+              <w:bottom w:w="100" w:type="dxa"/>
+              <w:left w:w="150" w:type="dxa"/>
+              <w:right w:w="150" w:type="dxa"/>
+            </w:tcMar>
+          </w:tcPr>
+          <w:p>
+            <w:r>
+              <w:rPr>
+                <w:b/>
+                <w:color w:val="1A365D"/>
+                <w:sz w:val="19"/>
+              </w:rPr>
+              <w:t>Center of Mass Calculation &amp; Cut-out Sections</w:t>
+            </w:r>
+          </w:p>
+        </w:tc>
+        <w:tc>
+          <w:tcPr>
+            <w:tcW w:type="dxa" w:w="6480"/>
+            <w:shd w:fill="F7FAFC"/>
+            <w:tcMar>
+              <w:top w:w="100" w:type="dxa"/>
+              <w:bottom w:w="100" w:type="dxa"/>
+              <w:left w:w="150" w:type="dxa"/>
+              <w:right w:w="150" w:type="dxa"/>
+            </w:tcMar>
+          </w:tcPr>
+          <w:p>
+            <w:r>
+              <w:rPr>
+                <w:rFonts w:ascii="Cambria Math" w:hAnsi="Cambria Math"/>
+                <w:color w:val="2D3748"/>
+                <w:sz w:val="19"/>
+              </w:rPr>
+              <w:t>\vec{r}_{\text{cm}} = \frac{\Sigma m_i \vec{r}_i}{\Sigma m_i}, \quad \vec{r}_{\text{remaining}} = \frac{M\vec{r}_0 - m\vec{r}_{\text{removed}}}{M - m}</w:t>
+            </w:r>
+          </w:p>
+        </w:tc>
+      </w:tr>
+      <w:tr>
+        <w:tc>
+          <w:tcPr>
+            <w:tcW w:type="dxa" w:w="3600"/>
+            <w:shd w:fill="FFFFFF"/>
+            <w:tcMar>
+              <w:top w:w="100" w:type="dxa"/>
+              <w:bottom w:w="100" w:type="dxa"/>
+              <w:left w:w="150" w:type="dxa"/>
+              <w:right w:w="150" w:type="dxa"/>
+            </w:tcMar>
+          </w:tcPr>
+          <w:p>
+            <w:r>
+              <w:rPr>
+                <w:b/>
+                <w:color w:val="1A365D"/>
+                <w:sz w:val="19"/>
+              </w:rPr>
+              <w:t>Conservation of Linear Momentum &amp; Explosion</w:t>
+            </w:r>
+          </w:p>
+        </w:tc>
+        <w:tc>
+          <w:tcPr>
+            <w:tcW w:type="dxa" w:w="6480"/>
+            <w:shd w:fill="FFFFFF"/>
+            <w:tcMar>
+              <w:top w:w="100" w:type="dxa"/>
+              <w:bottom w:w="100" w:type="dxa"/>
+              <w:left w:w="150" w:type="dxa"/>
+              <w:right w:w="150" w:type="dxa"/>
+            </w:tcMar>
+          </w:tcPr>
+          <w:p>
+            <w:r>
+              <w:rPr>
+                <w:rFonts w:ascii="Cambria Math" w:hAnsi="Cambria Math"/>
+                <w:color w:val="2D3748"/>
+                <w:sz w:val="19"/>
+              </w:rPr>
+              <w:t>\vec{F}_{\text{ext}} = M\vec{a}_{\text{cm}}, \quad \text{If } \vec{F}_{\text{ext}} = 0 \implies \vec{v}_{\text{cm}} = \text{const}, \quad \Sigma m_i \vec{v}_i = \text{const}</w:t>
+            </w:r>
+          </w:p>
+        </w:tc>
+      </w:tr>
     </w:tbl>
     <w:p>
       <w:pPr>
@@ -338,7 +517,7 @@
           <w:color w:val="2B6CB0"/>
           <w:sz w:val="24"/>
         </w:rPr>
-        <w:t>3.1 Center Of Mass - Core Application (Very High Yield — 128 PYQs)</w:t>
+        <w:t>3.1 Center of Mass Calculation &amp; Cut-out Sections (Very High Yield — 74 PYQs)</w:t>
       </w:r>
     </w:p>
     <w:p>
@@ -353,7 +532,7 @@
         <w:rPr>
           <w:sz w:val="20"/>
         </w:rPr>
-        <w:t>Key problem pattern in Center Of Mass.</w:t>
+        <w:t>Discrete and continuous center of mass coordinates, and negative mass method for cavity problems.</w:t>
       </w:r>
     </w:p>
     <w:tbl>
@@ -391,7 +570,7 @@
                 <w:color w:val="2D3748"/>
                 <w:sz w:val="19"/>
               </w:rPr>
-              <w:t>Watch for algebraic and sign errors.</w:t>
+              <w:t>Hemisphere CM is at 3R/8 from center, whereas hemispherical shell CM is at R/2.</w:t>
             </w:r>
           </w:p>
         </w:tc>
@@ -432,7 +611,7 @@
                 <w:color w:val="2D3748"/>
                 <w:sz w:val="19"/>
               </w:rPr>
-              <w:t>Verify dimensions and boundary conditions.</w:t>
+              <w:t>Treat a removed cavity as negative mass at the cavity's geometric center: X_(new) = (A_1 x_1 - A_2 x_2 / A_1 - A_2).</w:t>
             </w:r>
           </w:p>
         </w:tc>
@@ -488,6 +667,187 @@
           <w:b/>
           <w:sz w:val="18"/>
         </w:rPr>
+        <w:t xml:space="preserve">[2026 Morning Shift] Q#2 (MCQ): </w:t>
+      </w:r>
+      <w:r>
+        <w:rPr>
+          <w:sz w:val="18"/>
+        </w:rPr>
+        <w:t xml:space="preserve">"The position of center of mass of three masses 2kg,3kg and 15 kg placed with respect to mid point (p) of normal bisector, as shown in th..."  </w:t>
+      </w:r>
+      <w:r>
+        <w:rPr>
+          <w:b/>
+          <w:color w:val="2B6CB0"/>
+          <w:sz w:val="18"/>
+        </w:rPr>
+        <w:t>[Ans: A]</w:t>
+      </w:r>
+    </w:p>
+    <w:p>
+      <w:pPr>
+        <w:pStyle w:val="ListBullet"/>
+        <w:spacing w:after="40"/>
+      </w:pPr>
+      <w:r>
+        <w:rPr>
+          <w:b/>
+          <w:sz w:val="18"/>
+        </w:rPr>
+        <w:t xml:space="preserve">[2026 Morning Shift] Q#2 (MCQ): </w:t>
+      </w:r>
+      <w:r>
+        <w:rPr>
+          <w:sz w:val="18"/>
+        </w:rPr>
+        <w:t xml:space="preserve">"A small bob A of mass m is attached to a massless rigid rod of length 1 m pivoted at point P and kept at an angle of 60° with..."  </w:t>
+      </w:r>
+      <w:r>
+        <w:rPr>
+          <w:b/>
+          <w:color w:val="2B6CB0"/>
+          <w:sz w:val="18"/>
+        </w:rPr>
+        <w:t>[Ans: A]</w:t>
+      </w:r>
+    </w:p>
+    <w:p>
+      <w:pPr>
+        <w:spacing w:after="120"/>
+      </w:pPr>
+    </w:p>
+    <w:p>
+      <w:pPr>
+        <w:pStyle w:val="Heading2"/>
+      </w:pPr>
+      <w:r>
+        <w:rPr>
+          <w:color w:val="2B6CB0"/>
+          <w:sz w:val="24"/>
+        </w:rPr>
+        <w:t>3.2 Conservation of Linear Momentum &amp; Explosion (Very High Yield — 56 PYQs)</w:t>
+      </w:r>
+    </w:p>
+    <w:p>
+      <w:r>
+        <w:rPr>
+          <w:b/>
+          <w:sz w:val="20"/>
+        </w:rPr>
+        <w:t xml:space="preserve">Core Principle: </w:t>
+      </w:r>
+      <w:r>
+        <w:rPr>
+          <w:sz w:val="20"/>
+        </w:rPr>
+        <w:t>Motion of center of mass under zero net external force and explosive fragmentation trajectories.</w:t>
+      </w:r>
+    </w:p>
+    <w:tbl>
+      <w:tblPr>
+        <w:tblW w:type="auto" w:w="0"/>
+        <w:jc w:val="center"/>
+        <w:tblLook w:firstColumn="1" w:firstRow="1" w:lastColumn="0" w:lastRow="0" w:noHBand="0" w:noVBand="1" w:val="04A0"/>
+      </w:tblPr>
+      <w:tblGrid>
+        <w:gridCol w:w="10080"/>
+      </w:tblGrid>
+      <w:tr>
+        <w:tc>
+          <w:tcPr>
+            <w:tcW w:type="dxa" w:w="10080"/>
+            <w:shd w:fill="FFF5F5"/>
+            <w:tcMar>
+              <w:top w:w="100" w:type="dxa"/>
+              <w:bottom w:w="100" w:type="dxa"/>
+              <w:left w:w="150" w:type="dxa"/>
+              <w:right w:w="150" w:type="dxa"/>
+            </w:tcMar>
+          </w:tcPr>
+          <w:p>
+            <w:r>
+              <w:rPr>
+                <w:b/>
+                <w:color w:val="C53030"/>
+                <w:sz w:val="19"/>
+              </w:rPr>
+              <w:t xml:space="preserve">⚠️ Common Trap / JEE Pitfall: </w:t>
+            </w:r>
+            <w:r>
+              <w:rPr>
+                <w:color w:val="2D3748"/>
+                <w:sz w:val="19"/>
+              </w:rPr>
+              <w:t>Internal forces (like explosion or spring expansion) cannot change the trajectory of the center of mass.</w:t>
+            </w:r>
+          </w:p>
+        </w:tc>
+      </w:tr>
+    </w:tbl>
+    <w:tbl>
+      <w:tblPr>
+        <w:tblW w:type="auto" w:w="0"/>
+        <w:jc w:val="center"/>
+        <w:tblLook w:firstColumn="1" w:firstRow="1" w:lastColumn="0" w:lastRow="0" w:noHBand="0" w:noVBand="1" w:val="04A0"/>
+      </w:tblPr>
+      <w:tblGrid>
+        <w:gridCol w:w="10080"/>
+      </w:tblGrid>
+      <w:tr>
+        <w:tc>
+          <w:tcPr>
+            <w:tcW w:type="dxa" w:w="10080"/>
+            <w:shd w:fill="F0FFF4"/>
+            <w:tcMar>
+              <w:top w:w="100" w:type="dxa"/>
+              <w:bottom w:w="100" w:type="dxa"/>
+              <w:left w:w="150" w:type="dxa"/>
+              <w:right w:w="150" w:type="dxa"/>
+            </w:tcMar>
+          </w:tcPr>
+          <w:p>
+            <w:r>
+              <w:rPr>
+                <w:b/>
+                <w:color w:val="276749"/>
+                <w:sz w:val="19"/>
+              </w:rPr>
+              <w:t xml:space="preserve">💡 Speed Hack / Trick: </w:t>
+            </w:r>
+            <w:r>
+              <w:rPr>
+                <w:color w:val="2D3748"/>
+                <w:sz w:val="19"/>
+              </w:rPr>
+              <w:t>If a projectile explodes mid-air, the center of mass continues along the original parabolic trajectory until fragments hit the ground.</w:t>
+            </w:r>
+          </w:p>
+        </w:tc>
+      </w:tr>
+    </w:tbl>
+    <w:p>
+      <w:pPr>
+        <w:spacing w:before="120" w:after="40"/>
+      </w:pPr>
+      <w:r>
+        <w:rPr>
+          <w:b/>
+          <w:color w:val="1A365D"/>
+          <w:sz w:val="19"/>
+        </w:rPr>
+        <w:t>Source PYQs testing this concept:</w:t>
+      </w:r>
+    </w:p>
+    <w:p>
+      <w:pPr>
+        <w:pStyle w:val="ListBullet"/>
+        <w:spacing w:after="40"/>
+      </w:pPr>
+      <w:r>
+        <w:rPr>
+          <w:b/>
+          <w:sz w:val="18"/>
+        </w:rPr>
         <w:t xml:space="preserve">[2026 Morning Shift] Q#1 (MCQ): </w:t>
       </w:r>
       <w:r>
@@ -515,13 +875,13 @@
           <w:b/>
           <w:sz w:val="18"/>
         </w:rPr>
-        <w:t xml:space="preserve">[2026 Morning Shift] Q#2 (MCQ): </w:t>
+        <w:t xml:space="preserve">[2026 Evening Shift] Q#4 (MCQ): </w:t>
       </w:r>
       <w:r>
         <w:rPr>
           <w:sz w:val="18"/>
         </w:rPr>
-        <w:t xml:space="preserve">"The position of center of mass of three masses 2kg,3kg and 15 kg placed with respect to mid point (p) of normal bisector, as shown in th..."  </w:t>
+        <w:t xml:space="preserve">"A body of mass 14 kg initially at rest explodes and breaks into three fragments of masses in the ratio 2:2:3 . The two pieces of equal mas..."  </w:t>
       </w:r>
       <w:r>
         <w:rPr>
@@ -529,7 +889,34 @@
           <w:color w:val="2B6CB0"/>
           <w:sz w:val="18"/>
         </w:rPr>
-        <w:t>[Ans: A]</w:t>
+        <w:t>[Ans: N/A]</w:t>
+      </w:r>
+    </w:p>
+    <w:p>
+      <w:pPr>
+        <w:pStyle w:val="ListBullet"/>
+        <w:spacing w:after="40"/>
+      </w:pPr>
+      <w:r>
+        <w:rPr>
+          <w:b/>
+          <w:sz w:val="18"/>
+        </w:rPr>
+        <w:t xml:space="preserve">[2025 Evening Shift] Q#1 (MCQ): </w:t>
+      </w:r>
+      <w:r>
+        <w:rPr>
+          <w:sz w:val="18"/>
+        </w:rPr>
+        <w:t xml:space="preserve">"Consider two blocks A and B of masses m_(1)=10kg and m_(2)=5kg that are placed on a frictionless table. The block A moves with a constan..."  </w:t>
+      </w:r>
+      <w:r>
+        <w:rPr>
+          <w:b/>
+          <w:color w:val="2B6CB0"/>
+          <w:sz w:val="18"/>
+        </w:rPr>
+        <w:t>[Ans: N/A]</w:t>
       </w:r>
     </w:p>
     <w:p>
@@ -662,6 +1049,129 @@
               <w:t>Solution Analysis:</w:t>
               <w:br/>
               <w:t>For two bodies of equal mass (m_(1)=m_(2)=m) , the velocity of the COM is: vec(v)_(cm)=\fracmvec(v)_(1)+mvec(v)_(2)m+m=\fracvec(v)_(1)+vec(v)_(2)2 The velocity of body A is vec(v)_(1)=4î and that of body B it is vec(v)_(2)=4ĵ : So, vec(v)_(cm)=\frac4ı̂+4ȷ̂2=(2ı̂+2ȷ̂)m/s Similarly, for equal masses the acceleration of center of mass is, vec(a)_(cm)=\fracvec(a)_(1)+vec(a)_(2)2 The acceleration of body A is vec(a)_(1)=6î+6ĵ and that of body B is vec(a)_(2)=0 : vec(a)_(cm)=\frac(6ı̂+6ȷ̂)+02=(3ı̂+3ȷ̂)m/s^2 A particle moves in a straight line if its acceleration vector is parallel (or anti-parallel) to its velocity vector. If they are not parallel, the path is generally a parabola (under constant acceleration). Direction of velocity of centre of mass is, tanθ_(v)=\fracv_(y)v_(x)=(2 / 2)=1 ⇒ θ_(v)=tan^-1(1)=(π / 4)rad Direction of acceleration of centre of mass is, tanθ_(a)=\fraca_(y)a_(x)=(3 / 3)=1 ⇒ θ_(a)=tan^-1(1)=(π / 4)rad Since both vectors have the same direction (they both make an angle of 45° with the positive x -axis), the acceleration is acting exactly along the line of motion. Because vec(a)_(cm) is parallel to vec(v)_(cm) , the center of mass moves in a straight line. Hence, the correct option is (C).</w:t>
+            </w:r>
+          </w:p>
+        </w:tc>
+      </w:tr>
+    </w:tbl>
+    <w:p>
+      <w:pPr>
+        <w:spacing w:after="120"/>
+      </w:pPr>
+    </w:p>
+    <w:p>
+      <w:pPr>
+        <w:spacing w:before="160" w:after="40"/>
+      </w:pPr>
+      <w:r>
+        <w:rPr>
+          <w:b/>
+          <w:color w:val="1A365D"/>
+          <w:sz w:val="22"/>
+        </w:rPr>
+        <w:t>Benchmark Problem 2: JEE Main 2026 (Online) 23rd January Morning Shift (Q#1)</w:t>
+      </w:r>
+    </w:p>
+    <w:p>
+      <w:pPr>
+        <w:spacing w:after="80"/>
+      </w:pPr>
+      <w:r>
+        <w:rPr>
+          <w:sz w:val="20"/>
+        </w:rPr>
+        <w:t>In a perfectly inelastic collision, two spheres made of the same material with masses 15 kg and 25 kg , moving in opposite directions with speeds of 10m/s and 30m/s , respectively, strike each other and stick together. The rise in temperature (in °C ), if all the heat produced during the collision is retained by these spheres, is : (specific heat of sphere material 31cal/kg.°C and 1cal=4.2J )</w:t>
+      </w:r>
+    </w:p>
+    <w:p>
+      <w:pPr>
+        <w:pStyle w:val="ListBullet"/>
+        <w:spacing w:after="20"/>
+      </w:pPr>
+      <w:r>
+        <w:rPr>
+          <w:sz w:val="19"/>
+        </w:rPr>
+        <w:t>(A) 1.75</w:t>
+      </w:r>
+    </w:p>
+    <w:p>
+      <w:pPr>
+        <w:pStyle w:val="ListBullet"/>
+        <w:spacing w:after="20"/>
+      </w:pPr>
+      <w:r>
+        <w:rPr>
+          <w:b/>
+          <w:color w:val="276749"/>
+          <w:sz w:val="19"/>
+        </w:rPr>
+        <w:t>(B) 1.44</w:t>
+      </w:r>
+    </w:p>
+    <w:p>
+      <w:pPr>
+        <w:pStyle w:val="ListBullet"/>
+        <w:spacing w:after="20"/>
+      </w:pPr>
+      <w:r>
+        <w:rPr>
+          <w:sz w:val="19"/>
+        </w:rPr>
+        <w:t>(C) 1.95</w:t>
+      </w:r>
+    </w:p>
+    <w:p>
+      <w:pPr>
+        <w:pStyle w:val="ListBullet"/>
+        <w:spacing w:after="20"/>
+      </w:pPr>
+      <w:r>
+        <w:rPr>
+          <w:sz w:val="19"/>
+        </w:rPr>
+        <w:t>(D) 1.15</w:t>
+      </w:r>
+    </w:p>
+    <w:tbl>
+      <w:tblPr>
+        <w:tblW w:type="auto" w:w="0"/>
+        <w:jc w:val="center"/>
+        <w:tblLook w:firstColumn="1" w:firstRow="1" w:lastColumn="0" w:lastRow="0" w:noHBand="0" w:noVBand="1" w:val="04A0"/>
+      </w:tblPr>
+      <w:tblGrid>
+        <w:gridCol w:w="10080"/>
+      </w:tblGrid>
+      <w:tr>
+        <w:tc>
+          <w:tcPr>
+            <w:tcW w:type="dxa" w:w="10080"/>
+            <w:shd w:fill="F7FAFC"/>
+            <w:tcMar>
+              <w:top w:w="100" w:type="dxa"/>
+              <w:bottom w:w="100" w:type="dxa"/>
+              <w:left w:w="150" w:type="dxa"/>
+              <w:right w:w="150" w:type="dxa"/>
+            </w:tcMar>
+          </w:tcPr>
+          <w:p>
+            <w:r>
+              <w:rPr>
+                <w:b/>
+                <w:color w:val="1A365D"/>
+                <w:sz w:val="19"/>
+              </w:rPr>
+              <w:t>Correct Answer: B</w:t>
+              <w:br/>
+            </w:r>
+            <w:r>
+              <w:rPr>
+                <w:color w:val="2D3748"/>
+                <w:sz w:val="18"/>
+              </w:rPr>
+              <w:t>Solution Analysis:</w:t>
+              <w:br/>
+              <w:t>Before Collision : The masses of the spheres are, m_(A)=15kg,m_(2)=25kg The initial velocities of the spheres are, u_(A)=10m/s,u_(B)=-30m/s Hence, the kinetic energy of system before collision is, K_(i)=(1 / 2)m_(A)u_(A)^2+(1 / 2)m_(B)u_(B)^2 ⇒ K_(i)=(1 / 2)(15)(10)^2+(1 / 2)(25)(30)^2=750+11250=12000J Since the collision is perfectly inelastic, the spheres stick together and move with a common final velocity v_(f) . Using conservation of linear momentum, m_(A)u_(A)+m_(B)u_(B)=(m_(A)+m_(B))v_(f) ⇒ (15)(10)+(25)(-30)=(15+25)v_(f) ⇒ 150-750=40v_(f) -600=40v_(f) ⇒ v_(f)=-15m/s (The negative sign indicates the combined mass moves in the direction of the 25 kg sphere. So, the final kinetic energy of the system is K_(f)=(1 / 2)(m_(A)+m_(B))v_(f)^2 ⇒ K_(f)=(1 / 2)(40)(15)^2 ⇒ K_(f)=4500J The loss in kinetic energy appears as heat (Q). Q=K_(i)-K_(f) ⇒ Q=12000J-4500J Q=7500J Using the heat capacity formula Q=mcΔ T . Where, total mass (m) of the spheres is 40 kg , the specific heat (c) of the material of spheres is 31cal/kg · °C . As 1cal=4.2J , so c=31 × 4.2J/kg · °C=130.2J/kg · °C Substituting the values in heat capacity formula, 7500=40 × 130.2 × Δ T ⇒ 7500=5208 × Δ T ⇒ Δ T=(7500 / 5208) ≈ 1.44°C Therefore, the rise in temperature is 1.44°C . Hence, the correct option is (B).</w:t>
             </w:r>
           </w:p>
         </w:tc>

--- a/dist/exports/center-of-mass_revision_notes.docx
+++ b/dist/exports/center-of-mass_revision_notes.docx
@@ -189,7 +189,7 @@
                 <w:color w:val="2D3748"/>
                 <w:sz w:val="19"/>
               </w:rPr>
-              <w:t>Center of Mass Calculation &amp; Cut-out Sections</w:t>
+              <w:t>Conservation of Linear Momentum &amp; Explosion</w:t>
             </w:r>
           </w:p>
         </w:tc>
@@ -209,7 +209,7 @@
               <w:rPr>
                 <w:sz w:val="19"/>
               </w:rPr>
-              <w:t>74 PYQs</w:t>
+              <w:t>76 PYQs</w:t>
             </w:r>
           </w:p>
         </w:tc>
@@ -230,7 +230,7 @@
                 <w:color w:val="718096"/>
                 <w:sz w:val="19"/>
               </w:rPr>
-              <w:t>Center of Mass</w:t>
+              <w:t>Momentum</w:t>
             </w:r>
           </w:p>
         </w:tc>
@@ -276,7 +276,7 @@
                 <w:color w:val="2D3748"/>
                 <w:sz w:val="19"/>
               </w:rPr>
-              <w:t>Conservation of Linear Momentum &amp; Explosion</w:t>
+              <w:t>Center of Mass Calculation &amp; Cut-out Sections</w:t>
             </w:r>
           </w:p>
         </w:tc>
@@ -296,7 +296,7 @@
               <w:rPr>
                 <w:sz w:val="19"/>
               </w:rPr>
-              <w:t>56 PYQs</w:t>
+              <w:t>54 PYQs</w:t>
             </w:r>
           </w:p>
         </w:tc>
@@ -317,7 +317,7 @@
                 <w:color w:val="718096"/>
                 <w:sz w:val="19"/>
               </w:rPr>
-              <w:t>Momentum</w:t>
+              <w:t>Center of Mass</w:t>
             </w:r>
           </w:p>
         </w:tc>
@@ -417,7 +417,7 @@
                 <w:color w:val="1A365D"/>
                 <w:sz w:val="19"/>
               </w:rPr>
-              <w:t>Center of Mass Calculation &amp; Cut-out Sections</w:t>
+              <w:t>Conservation of Linear Momentum &amp; Explosion</w:t>
             </w:r>
           </w:p>
         </w:tc>
@@ -439,7 +439,7 @@
                 <w:color w:val="2D3748"/>
                 <w:sz w:val="19"/>
               </w:rPr>
-              <w:t>\vec{r}_{\text{cm}} = \frac{\Sigma m_i \vec{r}_i}{\Sigma m_i}, \quad \vec{r}_{\text{remaining}} = \frac{M\vec{r}_0 - m\vec{r}_{\text{removed}}}{M - m}</w:t>
+              <w:t>\vec{F}_{\text{ext}} = M\vec{a}_{\text{cm}}, \quad \text{If } \vec{F}_{\text{ext}} = 0 \implies \vec{v}_{\text{cm}} = \text{const}, \quad \Sigma m_i \vec{v}_i = \text{const}</w:t>
             </w:r>
           </w:p>
         </w:tc>
@@ -463,7 +463,7 @@
                 <w:color w:val="1A365D"/>
                 <w:sz w:val="19"/>
               </w:rPr>
-              <w:t>Conservation of Linear Momentum &amp; Explosion</w:t>
+              <w:t>Center of Mass Calculation &amp; Cut-out Sections</w:t>
             </w:r>
           </w:p>
         </w:tc>
@@ -485,7 +485,7 @@
                 <w:color w:val="2D3748"/>
                 <w:sz w:val="19"/>
               </w:rPr>
-              <w:t>\vec{F}_{\text{ext}} = M\vec{a}_{\text{cm}}, \quad \text{If } \vec{F}_{\text{ext}} = 0 \implies \vec{v}_{\text{cm}} = \text{const}, \quad \Sigma m_i \vec{v}_i = \text{const}</w:t>
+              <w:t>\vec{r}_{\text{cm}} = \frac{\Sigma m_i \vec{r}_i}{\Sigma m_i}, \quad \vec{r}_{\text{remaining}} = \frac{M\vec{r}_0 - m\vec{r}_{\text{removed}}}{M - m}</w:t>
             </w:r>
           </w:p>
         </w:tc>
@@ -517,7 +517,215 @@
           <w:color w:val="2B6CB0"/>
           <w:sz w:val="24"/>
         </w:rPr>
-        <w:t>3.1 Center of Mass Calculation &amp; Cut-out Sections (Very High Yield — 74 PYQs)</w:t>
+        <w:t>3.1 Conservation of Linear Momentum &amp; Explosion (Very High Yield — 76 PYQs)</w:t>
+      </w:r>
+    </w:p>
+    <w:p>
+      <w:r>
+        <w:rPr>
+          <w:b/>
+          <w:sz w:val="20"/>
+        </w:rPr>
+        <w:t xml:space="preserve">Core Principle: </w:t>
+      </w:r>
+      <w:r>
+        <w:rPr>
+          <w:sz w:val="20"/>
+        </w:rPr>
+        <w:t>Motion of center of mass under zero net external force and explosive fragmentation trajectories.</w:t>
+      </w:r>
+    </w:p>
+    <w:tbl>
+      <w:tblPr>
+        <w:tblW w:type="auto" w:w="0"/>
+        <w:jc w:val="center"/>
+        <w:tblLook w:firstColumn="1" w:firstRow="1" w:lastColumn="0" w:lastRow="0" w:noHBand="0" w:noVBand="1" w:val="04A0"/>
+      </w:tblPr>
+      <w:tblGrid>
+        <w:gridCol w:w="10080"/>
+      </w:tblGrid>
+      <w:tr>
+        <w:tc>
+          <w:tcPr>
+            <w:tcW w:type="dxa" w:w="10080"/>
+            <w:shd w:fill="FFF5F5"/>
+            <w:tcMar>
+              <w:top w:w="100" w:type="dxa"/>
+              <w:bottom w:w="100" w:type="dxa"/>
+              <w:left w:w="150" w:type="dxa"/>
+              <w:right w:w="150" w:type="dxa"/>
+            </w:tcMar>
+          </w:tcPr>
+          <w:p>
+            <w:r>
+              <w:rPr>
+                <w:b/>
+                <w:color w:val="C53030"/>
+                <w:sz w:val="19"/>
+              </w:rPr>
+              <w:t xml:space="preserve">⚠️ Common Trap / JEE Pitfall: </w:t>
+            </w:r>
+            <w:r>
+              <w:rPr>
+                <w:color w:val="2D3748"/>
+                <w:sz w:val="19"/>
+              </w:rPr>
+              <w:t>Internal forces (like explosion or spring expansion) cannot change the trajectory of the center of mass.</w:t>
+            </w:r>
+          </w:p>
+        </w:tc>
+      </w:tr>
+    </w:tbl>
+    <w:tbl>
+      <w:tblPr>
+        <w:tblW w:type="auto" w:w="0"/>
+        <w:jc w:val="center"/>
+        <w:tblLook w:firstColumn="1" w:firstRow="1" w:lastColumn="0" w:lastRow="0" w:noHBand="0" w:noVBand="1" w:val="04A0"/>
+      </w:tblPr>
+      <w:tblGrid>
+        <w:gridCol w:w="10080"/>
+      </w:tblGrid>
+      <w:tr>
+        <w:tc>
+          <w:tcPr>
+            <w:tcW w:type="dxa" w:w="10080"/>
+            <w:shd w:fill="F0FFF4"/>
+            <w:tcMar>
+              <w:top w:w="100" w:type="dxa"/>
+              <w:bottom w:w="100" w:type="dxa"/>
+              <w:left w:w="150" w:type="dxa"/>
+              <w:right w:w="150" w:type="dxa"/>
+            </w:tcMar>
+          </w:tcPr>
+          <w:p>
+            <w:r>
+              <w:rPr>
+                <w:b/>
+                <w:color w:val="276749"/>
+                <w:sz w:val="19"/>
+              </w:rPr>
+              <w:t xml:space="preserve">💡 Speed Hack / Trick: </w:t>
+            </w:r>
+            <w:r>
+              <w:rPr>
+                <w:color w:val="2D3748"/>
+                <w:sz w:val="19"/>
+              </w:rPr>
+              <w:t>If a projectile explodes mid-air, the center of mass continues along the original parabolic trajectory until fragments hit the ground.</w:t>
+            </w:r>
+          </w:p>
+        </w:tc>
+      </w:tr>
+    </w:tbl>
+    <w:p>
+      <w:pPr>
+        <w:spacing w:before="120" w:after="40"/>
+      </w:pPr>
+      <w:r>
+        <w:rPr>
+          <w:b/>
+          <w:color w:val="1A365D"/>
+          <w:sz w:val="19"/>
+        </w:rPr>
+        <w:t>Source PYQs testing this concept:</w:t>
+      </w:r>
+    </w:p>
+    <w:p>
+      <w:pPr>
+        <w:pStyle w:val="ListBullet"/>
+        <w:spacing w:after="40"/>
+      </w:pPr>
+      <w:r>
+        <w:rPr>
+          <w:b/>
+          <w:sz w:val="18"/>
+        </w:rPr>
+        <w:t xml:space="preserve">[2026 Morning Shift] Q#1 (MCQ): </w:t>
+      </w:r>
+      <w:r>
+        <w:rPr>
+          <w:sz w:val="18"/>
+        </w:rPr>
+        <w:t xml:space="preserve">"In a perfectly inelastic collision, two spheres made of the same material with masses 15 kg and 25 kg , moving in opposite directions with s..."  </w:t>
+      </w:r>
+      <w:r>
+        <w:rPr>
+          <w:b/>
+          <w:color w:val="2B6CB0"/>
+          <w:sz w:val="18"/>
+        </w:rPr>
+        <w:t>[Ans: B]</w:t>
+      </w:r>
+    </w:p>
+    <w:p>
+      <w:pPr>
+        <w:pStyle w:val="ListBullet"/>
+        <w:spacing w:after="40"/>
+      </w:pPr>
+      <w:r>
+        <w:rPr>
+          <w:b/>
+          <w:sz w:val="18"/>
+        </w:rPr>
+        <w:t xml:space="preserve">[2026 Evening Shift] Q#4 (MCQ): </w:t>
+      </w:r>
+      <w:r>
+        <w:rPr>
+          <w:sz w:val="18"/>
+        </w:rPr>
+        <w:t xml:space="preserve">"A body of mass 14 kg initially at rest explodes and breaks into three fragments of masses in the ratio 2:2:3 . The two pieces of equal mas..."  </w:t>
+      </w:r>
+      <w:r>
+        <w:rPr>
+          <w:b/>
+          <w:color w:val="2B6CB0"/>
+          <w:sz w:val="18"/>
+        </w:rPr>
+        <w:t>[Ans: N/A]</w:t>
+      </w:r>
+    </w:p>
+    <w:p>
+      <w:pPr>
+        <w:pStyle w:val="ListBullet"/>
+        <w:spacing w:after="40"/>
+      </w:pPr>
+      <w:r>
+        <w:rPr>
+          <w:b/>
+          <w:sz w:val="18"/>
+        </w:rPr>
+        <w:t xml:space="preserve">[2025 Evening Shift] Q#1 (MCQ): </w:t>
+      </w:r>
+      <w:r>
+        <w:rPr>
+          <w:sz w:val="18"/>
+        </w:rPr>
+        <w:t xml:space="preserve">"Consider two blocks A and B of masses m_(1)=10kg and m_(2)=5kg that are placed on a frictionless table. The block A moves with a constan..."  </w:t>
+      </w:r>
+      <w:r>
+        <w:rPr>
+          <w:b/>
+          <w:color w:val="2B6CB0"/>
+          <w:sz w:val="18"/>
+        </w:rPr>
+        <w:t>[Ans: N/A]</w:t>
+      </w:r>
+    </w:p>
+    <w:p>
+      <w:pPr>
+        <w:spacing w:after="120"/>
+      </w:pPr>
+    </w:p>
+    <w:p>
+      <w:pPr>
+        <w:pStyle w:val="Heading2"/>
+      </w:pPr>
+      <w:r>
+        <w:rPr>
+          <w:color w:val="2B6CB0"/>
+          <w:sz w:val="24"/>
+        </w:rPr>
+        <w:t>3.2 Center of Mass Calculation &amp; Cut-out Sections (Very High Yield — 54 PYQs)</w:t>
       </w:r>
     </w:p>
     <w:p>
@@ -709,214 +917,6 @@
           <w:sz w:val="18"/>
         </w:rPr>
         <w:t>[Ans: A]</w:t>
-      </w:r>
-    </w:p>
-    <w:p>
-      <w:pPr>
-        <w:spacing w:after="120"/>
-      </w:pPr>
-    </w:p>
-    <w:p>
-      <w:pPr>
-        <w:pStyle w:val="Heading2"/>
-      </w:pPr>
-      <w:r>
-        <w:rPr>
-          <w:color w:val="2B6CB0"/>
-          <w:sz w:val="24"/>
-        </w:rPr>
-        <w:t>3.2 Conservation of Linear Momentum &amp; Explosion (Very High Yield — 56 PYQs)</w:t>
-      </w:r>
-    </w:p>
-    <w:p>
-      <w:r>
-        <w:rPr>
-          <w:b/>
-          <w:sz w:val="20"/>
-        </w:rPr>
-        <w:t xml:space="preserve">Core Principle: </w:t>
-      </w:r>
-      <w:r>
-        <w:rPr>
-          <w:sz w:val="20"/>
-        </w:rPr>
-        <w:t>Motion of center of mass under zero net external force and explosive fragmentation trajectories.</w:t>
-      </w:r>
-    </w:p>
-    <w:tbl>
-      <w:tblPr>
-        <w:tblW w:type="auto" w:w="0"/>
-        <w:jc w:val="center"/>
-        <w:tblLook w:firstColumn="1" w:firstRow="1" w:lastColumn="0" w:lastRow="0" w:noHBand="0" w:noVBand="1" w:val="04A0"/>
-      </w:tblPr>
-      <w:tblGrid>
-        <w:gridCol w:w="10080"/>
-      </w:tblGrid>
-      <w:tr>
-        <w:tc>
-          <w:tcPr>
-            <w:tcW w:type="dxa" w:w="10080"/>
-            <w:shd w:fill="FFF5F5"/>
-            <w:tcMar>
-              <w:top w:w="100" w:type="dxa"/>
-              <w:bottom w:w="100" w:type="dxa"/>
-              <w:left w:w="150" w:type="dxa"/>
-              <w:right w:w="150" w:type="dxa"/>
-            </w:tcMar>
-          </w:tcPr>
-          <w:p>
-            <w:r>
-              <w:rPr>
-                <w:b/>
-                <w:color w:val="C53030"/>
-                <w:sz w:val="19"/>
-              </w:rPr>
-              <w:t xml:space="preserve">⚠️ Common Trap / JEE Pitfall: </w:t>
-            </w:r>
-            <w:r>
-              <w:rPr>
-                <w:color w:val="2D3748"/>
-                <w:sz w:val="19"/>
-              </w:rPr>
-              <w:t>Internal forces (like explosion or spring expansion) cannot change the trajectory of the center of mass.</w:t>
-            </w:r>
-          </w:p>
-        </w:tc>
-      </w:tr>
-    </w:tbl>
-    <w:tbl>
-      <w:tblPr>
-        <w:tblW w:type="auto" w:w="0"/>
-        <w:jc w:val="center"/>
-        <w:tblLook w:firstColumn="1" w:firstRow="1" w:lastColumn="0" w:lastRow="0" w:noHBand="0" w:noVBand="1" w:val="04A0"/>
-      </w:tblPr>
-      <w:tblGrid>
-        <w:gridCol w:w="10080"/>
-      </w:tblGrid>
-      <w:tr>
-        <w:tc>
-          <w:tcPr>
-            <w:tcW w:type="dxa" w:w="10080"/>
-            <w:shd w:fill="F0FFF4"/>
-            <w:tcMar>
-              <w:top w:w="100" w:type="dxa"/>
-              <w:bottom w:w="100" w:type="dxa"/>
-              <w:left w:w="150" w:type="dxa"/>
-              <w:right w:w="150" w:type="dxa"/>
-            </w:tcMar>
-          </w:tcPr>
-          <w:p>
-            <w:r>
-              <w:rPr>
-                <w:b/>
-                <w:color w:val="276749"/>
-                <w:sz w:val="19"/>
-              </w:rPr>
-              <w:t xml:space="preserve">💡 Speed Hack / Trick: </w:t>
-            </w:r>
-            <w:r>
-              <w:rPr>
-                <w:color w:val="2D3748"/>
-                <w:sz w:val="19"/>
-              </w:rPr>
-              <w:t>If a projectile explodes mid-air, the center of mass continues along the original parabolic trajectory until fragments hit the ground.</w:t>
-            </w:r>
-          </w:p>
-        </w:tc>
-      </w:tr>
-    </w:tbl>
-    <w:p>
-      <w:pPr>
-        <w:spacing w:before="120" w:after="40"/>
-      </w:pPr>
-      <w:r>
-        <w:rPr>
-          <w:b/>
-          <w:color w:val="1A365D"/>
-          <w:sz w:val="19"/>
-        </w:rPr>
-        <w:t>Source PYQs testing this concept:</w:t>
-      </w:r>
-    </w:p>
-    <w:p>
-      <w:pPr>
-        <w:pStyle w:val="ListBullet"/>
-        <w:spacing w:after="40"/>
-      </w:pPr>
-      <w:r>
-        <w:rPr>
-          <w:b/>
-          <w:sz w:val="18"/>
-        </w:rPr>
-        <w:t xml:space="preserve">[2026 Morning Shift] Q#1 (MCQ): </w:t>
-      </w:r>
-      <w:r>
-        <w:rPr>
-          <w:sz w:val="18"/>
-        </w:rPr>
-        <w:t xml:space="preserve">"In a perfectly inelastic collision, two spheres made of the same material with masses 15 kg and 25 kg , moving in opposite directions with s..."  </w:t>
-      </w:r>
-      <w:r>
-        <w:rPr>
-          <w:b/>
-          <w:color w:val="2B6CB0"/>
-          <w:sz w:val="18"/>
-        </w:rPr>
-        <w:t>[Ans: B]</w:t>
-      </w:r>
-    </w:p>
-    <w:p>
-      <w:pPr>
-        <w:pStyle w:val="ListBullet"/>
-        <w:spacing w:after="40"/>
-      </w:pPr>
-      <w:r>
-        <w:rPr>
-          <w:b/>
-          <w:sz w:val="18"/>
-        </w:rPr>
-        <w:t xml:space="preserve">[2026 Evening Shift] Q#4 (MCQ): </w:t>
-      </w:r>
-      <w:r>
-        <w:rPr>
-          <w:sz w:val="18"/>
-        </w:rPr>
-        <w:t xml:space="preserve">"A body of mass 14 kg initially at rest explodes and breaks into three fragments of masses in the ratio 2:2:3 . The two pieces of equal mas..."  </w:t>
-      </w:r>
-      <w:r>
-        <w:rPr>
-          <w:b/>
-          <w:color w:val="2B6CB0"/>
-          <w:sz w:val="18"/>
-        </w:rPr>
-        <w:t>[Ans: N/A]</w:t>
-      </w:r>
-    </w:p>
-    <w:p>
-      <w:pPr>
-        <w:pStyle w:val="ListBullet"/>
-        <w:spacing w:after="40"/>
-      </w:pPr>
-      <w:r>
-        <w:rPr>
-          <w:b/>
-          <w:sz w:val="18"/>
-        </w:rPr>
-        <w:t xml:space="preserve">[2025 Evening Shift] Q#1 (MCQ): </w:t>
-      </w:r>
-      <w:r>
-        <w:rPr>
-          <w:sz w:val="18"/>
-        </w:rPr>
-        <w:t xml:space="preserve">"Consider two blocks A and B of masses m_(1)=10kg and m_(2)=5kg that are placed on a frictionless table. The block A moves with a constan..."  </w:t>
-      </w:r>
-      <w:r>
-        <w:rPr>
-          <w:b/>
-          <w:color w:val="2B6CB0"/>
-          <w:sz w:val="18"/>
-        </w:rPr>
-        <w:t>[Ans: N/A]</w:t>
       </w:r>
     </w:p>
     <w:p>
